--- a/template.docx
+++ b/template.docx
@@ -7,15 +7,7 @@
         <w:spacing w:after="0"/>
       </w:pPr>
       <w:r>
-        <w:t>{{</w:t>
-      </w:r>
-      <w:proofErr w:type="spellStart"/>
-      <w:r>
-        <w:t>numero_pratica</w:t>
-      </w:r>
-      <w:proofErr w:type="spellEnd"/>
-      <w:r>
-        <w:t>}}</w:t>
+        <w:t>{numero_pratica}</w:t>
       </w:r>
     </w:p>
     <w:p>
@@ -28,7 +20,7 @@
         <w:spacing w:after="0"/>
       </w:pPr>
       <w:r>
-        <w:t>{{richiedente}}</w:t>
+        <w:t>{richiedente}</w:t>
       </w:r>
     </w:p>
     <w:p>
@@ -41,7 +33,7 @@
         <w:spacing w:after="0"/>
       </w:pPr>
       <w:r>
-        <w:t>{{oggetto}}</w:t>
+        <w:t>{oggetto}</w:t>
       </w:r>
     </w:p>
     <w:sectPr>
